--- a/docs/5_Guide_Installation.docx
+++ b/docs/5_Guide_Installation.docx
@@ -2,13 +2,21 @@
 <file path=word/document.xml><?xml version="1.0" encoding="utf-8"?>
 <w:document xmlns:wpc="http://schemas.microsoft.com/office/word/2010/wordprocessingCanvas" xmlns:mo="http://schemas.microsoft.com/office/mac/office/2008/main" xmlns:mc="http://schemas.openxmlformats.org/markup-compatibility/2006" xmlns:mv="urn:schemas-microsoft-com:mac:vml" xmlns:o="urn:schemas-microsoft-com:office:office" xmlns:r="http://schemas.openxmlformats.org/officeDocument/2006/relationships" xmlns:m="http://schemas.openxmlformats.org/officeDocument/2006/math" xmlns:v="urn:schemas-microsoft-com:vml" xmlns:wp14="http://schemas.microsoft.com/office/word/2010/wordprocessingDrawing" xmlns:wp="http://schemas.openxmlformats.org/drawingml/2006/wordprocessingDrawing" xmlns:w10="urn:schemas-microsoft-com:office:word" xmlns:w="http://schemas.openxmlformats.org/wordprocessingml/2006/main" xmlns:w14="http://schemas.microsoft.com/office/word/2010/wordml" xmlns:wpg="http://schemas.microsoft.com/office/word/2010/wordprocessingGroup" xmlns:wpi="http://schemas.microsoft.com/office/word/2010/wordprocessingInk" xmlns:wne="http://schemas.microsoft.com/office/word/2006/wordml" xmlns:wps="http://schemas.microsoft.com/office/word/2010/wordprocessingShape" mc:Ignorable="w14 wp14">
   <w:body>
+    <w:p/>
+    <w:p/>
+    <w:p/>
+    <w:p/>
     <w:p>
+      <w:pPr>
+        <w:jc w:val="center"/>
+      </w:pPr>
       <w:r>
-        <w:br/>
-        <w:br/>
-        <w:br/>
-        <w:br/>
-        <w:br/>
+        <w:rPr>
+          <w:b/>
+          <w:color w:val="1A4BAD"/>
+          <w:sz w:val="64"/>
+        </w:rPr>
+        <w:t>GUIDE DE DEPLOIEMENT</w:t>
       </w:r>
     </w:p>
     <w:p>
@@ -17,11 +25,10 @@
       </w:pPr>
       <w:r>
         <w:rPr>
-          <w:b/>
-          <w:color w:val="1A4BAD"/>
-          <w:sz w:val="72"/>
+          <w:color w:val="10B981"/>
+          <w:sz w:val="28"/>
         </w:rPr>
-        <w:t>Guide de Déploiement</w:t>
+        <w:t>____________________________________________________________</w:t>
       </w:r>
     </w:p>
     <w:p>
@@ -30,45 +37,234 @@
       </w:pPr>
       <w:r>
         <w:rPr>
-          <w:color w:val="646464"/>
-          <w:sz w:val="36"/>
+          <w:i/>
+          <w:color w:val="64748B"/>
+          <w:sz w:val="32"/>
         </w:rPr>
-        <w:t>Procédure d'installation de l'environnement</w:t>
+        <w:t>Procedure Complete d'Installation et de Configuration</w:t>
+      </w:r>
+    </w:p>
+    <w:p/>
+    <w:p/>
+    <w:p/>
+    <w:p/>
+    <w:p/>
+    <w:p/>
+    <w:p/>
+    <w:p/>
+    <w:tbl>
+      <w:tblPr>
+        <w:tblW w:type="auto" w:w="0"/>
+        <w:jc w:val="right"/>
+        <w:tblLook w:firstColumn="1" w:firstRow="1" w:lastColumn="0" w:lastRow="0" w:noHBand="0" w:noVBand="1" w:val="04A0"/>
+      </w:tblPr>
+      <w:tblGrid>
+        <w:gridCol w:w="4320"/>
+        <w:gridCol w:w="4320"/>
+      </w:tblGrid>
+      <w:tr>
+        <w:tc>
+          <w:tcPr>
+            <w:tcW w:type="dxa" w:w="4320"/>
+          </w:tcPr>
+          <w:p>
+            <w:r>
+              <w:rPr>
+                <w:b/>
+                <w:color w:val="64748B"/>
+                <w:sz w:val="20"/>
+              </w:rPr>
+              <w:t>Projet</w:t>
+            </w:r>
+          </w:p>
+        </w:tc>
+        <w:tc>
+          <w:tcPr>
+            <w:tcW w:type="dxa" w:w="4320"/>
+          </w:tcPr>
+          <w:p>
+            <w:r>
+              <w:rPr>
+                <w:color w:val="1E293B"/>
+                <w:sz w:val="20"/>
+              </w:rPr>
+              <w:t>UniGames - Plateforme de Gestion de Competitions Universitaires</w:t>
+            </w:r>
+          </w:p>
+        </w:tc>
+      </w:tr>
+      <w:tr>
+        <w:tc>
+          <w:tcPr>
+            <w:tcW w:type="dxa" w:w="4320"/>
+          </w:tcPr>
+          <w:p>
+            <w:r>
+              <w:rPr>
+                <w:b/>
+                <w:color w:val="64748B"/>
+                <w:sz w:val="20"/>
+              </w:rPr>
+              <w:t>Client</w:t>
+            </w:r>
+          </w:p>
+        </w:tc>
+        <w:tc>
+          <w:tcPr>
+            <w:tcW w:type="dxa" w:w="4320"/>
+          </w:tcPr>
+          <w:p>
+            <w:r>
+              <w:rPr>
+                <w:color w:val="1E293B"/>
+                <w:sz w:val="20"/>
+              </w:rPr>
+              <w:t>Direction des Sports Universitaires de Guinee</w:t>
+            </w:r>
+          </w:p>
+        </w:tc>
+      </w:tr>
+      <w:tr>
+        <w:tc>
+          <w:tcPr>
+            <w:tcW w:type="dxa" w:w="4320"/>
+          </w:tcPr>
+          <w:p>
+            <w:r>
+              <w:rPr>
+                <w:b/>
+                <w:color w:val="64748B"/>
+                <w:sz w:val="20"/>
+              </w:rPr>
+              <w:t>Version</w:t>
+            </w:r>
+          </w:p>
+        </w:tc>
+        <w:tc>
+          <w:tcPr>
+            <w:tcW w:type="dxa" w:w="4320"/>
+          </w:tcPr>
+          <w:p>
+            <w:r>
+              <w:rPr>
+                <w:color w:val="1E293B"/>
+                <w:sz w:val="20"/>
+              </w:rPr>
+              <w:t>2.0</w:t>
+            </w:r>
+          </w:p>
+        </w:tc>
+      </w:tr>
+      <w:tr>
+        <w:tc>
+          <w:tcPr>
+            <w:tcW w:type="dxa" w:w="4320"/>
+          </w:tcPr>
+          <w:p>
+            <w:r>
+              <w:rPr>
+                <w:b/>
+                <w:color w:val="64748B"/>
+                <w:sz w:val="20"/>
+              </w:rPr>
+              <w:t>Date</w:t>
+            </w:r>
+          </w:p>
+        </w:tc>
+        <w:tc>
+          <w:tcPr>
+            <w:tcW w:type="dxa" w:w="4320"/>
+          </w:tcPr>
+          <w:p>
+            <w:r>
+              <w:rPr>
+                <w:color w:val="1E293B"/>
+                <w:sz w:val="20"/>
+              </w:rPr>
+              <w:t>Juin 2026</w:t>
+            </w:r>
+          </w:p>
+        </w:tc>
+      </w:tr>
+      <w:tr>
+        <w:tc>
+          <w:tcPr>
+            <w:tcW w:type="dxa" w:w="4320"/>
+          </w:tcPr>
+          <w:p>
+            <w:r>
+              <w:rPr>
+                <w:b/>
+                <w:color w:val="64748B"/>
+                <w:sz w:val="20"/>
+              </w:rPr>
+              <w:t>Auteur</w:t>
+            </w:r>
+          </w:p>
+        </w:tc>
+        <w:tc>
+          <w:tcPr>
+            <w:tcW w:type="dxa" w:w="4320"/>
+          </w:tcPr>
+          <w:p>
+            <w:r>
+              <w:rPr>
+                <w:color w:val="1E293B"/>
+                <w:sz w:val="20"/>
+              </w:rPr>
+              <w:t>Equipe de Developpement UniGames</w:t>
+            </w:r>
+          </w:p>
+        </w:tc>
+      </w:tr>
+      <w:tr>
+        <w:tc>
+          <w:tcPr>
+            <w:tcW w:type="dxa" w:w="4320"/>
+          </w:tcPr>
+          <w:p>
+            <w:r>
+              <w:rPr>
+                <w:b/>
+                <w:color w:val="64748B"/>
+                <w:sz w:val="20"/>
+              </w:rPr>
+              <w:t>Statut</w:t>
+            </w:r>
+          </w:p>
+        </w:tc>
+        <w:tc>
+          <w:tcPr>
+            <w:tcW w:type="dxa" w:w="4320"/>
+          </w:tcPr>
+          <w:p>
+            <w:r>
+              <w:rPr>
+                <w:color w:val="1E293B"/>
+                <w:sz w:val="20"/>
+              </w:rPr>
+              <w:t>Document Final - Valide</w:t>
+            </w:r>
+          </w:p>
+        </w:tc>
+      </w:tr>
+    </w:tbl>
+    <w:p>
+      <w:r>
+        <w:br w:type="page"/>
+      </w:r>
+    </w:p>
+    <w:p>
+      <w:pPr>
+        <w:pStyle w:val="Heading1"/>
+      </w:pPr>
+      <w:r>
+        <w:t>Table des Matieres</w:t>
       </w:r>
     </w:p>
     <w:p>
       <w:r>
-        <w:br/>
-        <w:br/>
-        <w:br/>
-        <w:br/>
-        <w:br/>
-        <w:br/>
-        <w:br/>
-        <w:br/>
-        <w:br/>
-        <w:br/>
-        <w:br/>
-        <w:br/>
-        <w:br/>
-        <w:br/>
-        <w:br/>
-      </w:r>
-    </w:p>
-    <w:p>
-      <w:pPr>
-        <w:jc w:val="right"/>
-      </w:pPr>
-      <w:r>
-        <w:rPr>
-          <w:color w:val="505050"/>
-          <w:sz w:val="24"/>
-        </w:rPr>
-        <w:t>Projet : UniGames</w:t>
-        <w:br/>
-        <w:t>Date : Juin 2026</w:t>
-        <w:br/>
-        <w:t>Version : 1.0</w:t>
+        <w:t>(A generer automatiquement via Word : References &gt; Table des matieres)</w:t>
       </w:r>
     </w:p>
     <w:p>
@@ -81,7 +277,468 @@
         <w:pStyle w:val="Heading1"/>
       </w:pPr>
       <w:r>
-        <w:t>1. Prérequis</w:t>
+        <w:t>1. Prerequis Systeme</w:t>
+      </w:r>
+    </w:p>
+    <w:tbl>
+      <w:tblPr>
+        <w:tblStyle w:val="TableGrid"/>
+        <w:tblW w:type="auto" w:w="0"/>
+        <w:jc w:val="center"/>
+        <w:tblLook w:firstColumn="1" w:firstRow="1" w:lastColumn="0" w:lastRow="0" w:noHBand="0" w:noVBand="1" w:val="04A0"/>
+      </w:tblPr>
+      <w:tblGrid>
+        <w:gridCol w:w="2160"/>
+        <w:gridCol w:w="2160"/>
+        <w:gridCol w:w="2160"/>
+        <w:gridCol w:w="2160"/>
+      </w:tblGrid>
+      <w:tr>
+        <w:tc>
+          <w:tcPr>
+            <w:tcW w:type="dxa" w:w="2160"/>
+            <w:shd w:fill="1A4BAD" w:val="clear"/>
+          </w:tcPr>
+          <w:p>
+            <w:pPr>
+              <w:jc w:val="center"/>
+            </w:pPr>
+            <w:r>
+              <w:rPr>
+                <w:b/>
+                <w:color w:val="FFFFFF"/>
+                <w:sz w:val="20"/>
+              </w:rPr>
+              <w:t>Logiciel</w:t>
+            </w:r>
+          </w:p>
+        </w:tc>
+        <w:tc>
+          <w:tcPr>
+            <w:tcW w:type="dxa" w:w="2160"/>
+            <w:shd w:fill="1A4BAD" w:val="clear"/>
+          </w:tcPr>
+          <w:p>
+            <w:pPr>
+              <w:jc w:val="center"/>
+            </w:pPr>
+            <w:r>
+              <w:rPr>
+                <w:b/>
+                <w:color w:val="FFFFFF"/>
+                <w:sz w:val="20"/>
+              </w:rPr>
+              <w:t>Version Minimale</w:t>
+            </w:r>
+          </w:p>
+        </w:tc>
+        <w:tc>
+          <w:tcPr>
+            <w:tcW w:type="dxa" w:w="2160"/>
+            <w:shd w:fill="1A4BAD" w:val="clear"/>
+          </w:tcPr>
+          <w:p>
+            <w:pPr>
+              <w:jc w:val="center"/>
+            </w:pPr>
+            <w:r>
+              <w:rPr>
+                <w:b/>
+                <w:color w:val="FFFFFF"/>
+                <w:sz w:val="20"/>
+              </w:rPr>
+              <w:t>Role</w:t>
+            </w:r>
+          </w:p>
+        </w:tc>
+        <w:tc>
+          <w:tcPr>
+            <w:tcW w:type="dxa" w:w="2160"/>
+            <w:shd w:fill="1A4BAD" w:val="clear"/>
+          </w:tcPr>
+          <w:p>
+            <w:pPr>
+              <w:jc w:val="center"/>
+            </w:pPr>
+            <w:r>
+              <w:rPr>
+                <w:b/>
+                <w:color w:val="FFFFFF"/>
+                <w:sz w:val="20"/>
+              </w:rPr>
+              <w:t>Lien de Telechargement</w:t>
+            </w:r>
+          </w:p>
+        </w:tc>
+      </w:tr>
+      <w:tr>
+        <w:tc>
+          <w:tcPr>
+            <w:tcW w:type="dxa" w:w="2160"/>
+          </w:tcPr>
+          <w:p>
+            <w:r>
+              <w:rPr>
+                <w:color w:val="1E293B"/>
+                <w:sz w:val="18"/>
+              </w:rPr>
+              <w:t>PHP</w:t>
+            </w:r>
+          </w:p>
+        </w:tc>
+        <w:tc>
+          <w:tcPr>
+            <w:tcW w:type="dxa" w:w="2160"/>
+          </w:tcPr>
+          <w:p>
+            <w:r>
+              <w:rPr>
+                <w:color w:val="1E293B"/>
+                <w:sz w:val="18"/>
+              </w:rPr>
+              <w:t>8.2+</w:t>
+            </w:r>
+          </w:p>
+        </w:tc>
+        <w:tc>
+          <w:tcPr>
+            <w:tcW w:type="dxa" w:w="2160"/>
+          </w:tcPr>
+          <w:p>
+            <w:r>
+              <w:rPr>
+                <w:color w:val="1E293B"/>
+                <w:sz w:val="18"/>
+              </w:rPr>
+              <w:t>Moteur d'execution du code Laravel</w:t>
+            </w:r>
+          </w:p>
+        </w:tc>
+        <w:tc>
+          <w:tcPr>
+            <w:tcW w:type="dxa" w:w="2160"/>
+          </w:tcPr>
+          <w:p>
+            <w:r>
+              <w:rPr>
+                <w:color w:val="1E293B"/>
+                <w:sz w:val="18"/>
+              </w:rPr>
+              <w:t>https://www.php.net/downloads</w:t>
+            </w:r>
+          </w:p>
+        </w:tc>
+      </w:tr>
+      <w:tr>
+        <w:tc>
+          <w:tcPr>
+            <w:tcW w:type="dxa" w:w="2160"/>
+            <w:shd w:fill="F1F5F9" w:val="clear"/>
+          </w:tcPr>
+          <w:p>
+            <w:r>
+              <w:rPr>
+                <w:color w:val="1E293B"/>
+                <w:sz w:val="18"/>
+              </w:rPr>
+              <w:t>Composer</w:t>
+            </w:r>
+          </w:p>
+        </w:tc>
+        <w:tc>
+          <w:tcPr>
+            <w:tcW w:type="dxa" w:w="2160"/>
+            <w:shd w:fill="F1F5F9" w:val="clear"/>
+          </w:tcPr>
+          <w:p>
+            <w:r>
+              <w:rPr>
+                <w:color w:val="1E293B"/>
+                <w:sz w:val="18"/>
+              </w:rPr>
+              <w:t>2.x</w:t>
+            </w:r>
+          </w:p>
+        </w:tc>
+        <w:tc>
+          <w:tcPr>
+            <w:tcW w:type="dxa" w:w="2160"/>
+            <w:shd w:fill="F1F5F9" w:val="clear"/>
+          </w:tcPr>
+          <w:p>
+            <w:r>
+              <w:rPr>
+                <w:color w:val="1E293B"/>
+                <w:sz w:val="18"/>
+              </w:rPr>
+              <w:t>Gestionnaire de dependances PHP</w:t>
+            </w:r>
+          </w:p>
+        </w:tc>
+        <w:tc>
+          <w:tcPr>
+            <w:tcW w:type="dxa" w:w="2160"/>
+            <w:shd w:fill="F1F5F9" w:val="clear"/>
+          </w:tcPr>
+          <w:p>
+            <w:r>
+              <w:rPr>
+                <w:color w:val="1E293B"/>
+                <w:sz w:val="18"/>
+              </w:rPr>
+              <w:t>https://getcomposer.org/download/</w:t>
+            </w:r>
+          </w:p>
+        </w:tc>
+      </w:tr>
+      <w:tr>
+        <w:tc>
+          <w:tcPr>
+            <w:tcW w:type="dxa" w:w="2160"/>
+          </w:tcPr>
+          <w:p>
+            <w:r>
+              <w:rPr>
+                <w:color w:val="1E293B"/>
+                <w:sz w:val="18"/>
+              </w:rPr>
+              <w:t>MySQL</w:t>
+            </w:r>
+          </w:p>
+        </w:tc>
+        <w:tc>
+          <w:tcPr>
+            <w:tcW w:type="dxa" w:w="2160"/>
+          </w:tcPr>
+          <w:p>
+            <w:r>
+              <w:rPr>
+                <w:color w:val="1E293B"/>
+                <w:sz w:val="18"/>
+              </w:rPr>
+              <w:t>8.0+</w:t>
+            </w:r>
+          </w:p>
+        </w:tc>
+        <w:tc>
+          <w:tcPr>
+            <w:tcW w:type="dxa" w:w="2160"/>
+          </w:tcPr>
+          <w:p>
+            <w:r>
+              <w:rPr>
+                <w:color w:val="1E293B"/>
+                <w:sz w:val="18"/>
+              </w:rPr>
+              <w:t>Systeme de gestion de base de donnees relationnelle</w:t>
+            </w:r>
+          </w:p>
+        </w:tc>
+        <w:tc>
+          <w:tcPr>
+            <w:tcW w:type="dxa" w:w="2160"/>
+          </w:tcPr>
+          <w:p>
+            <w:r>
+              <w:rPr>
+                <w:color w:val="1E293B"/>
+                <w:sz w:val="18"/>
+              </w:rPr>
+              <w:t>https://dev.mysql.com/downloads/</w:t>
+            </w:r>
+          </w:p>
+        </w:tc>
+      </w:tr>
+      <w:tr>
+        <w:tc>
+          <w:tcPr>
+            <w:tcW w:type="dxa" w:w="2160"/>
+            <w:shd w:fill="F1F5F9" w:val="clear"/>
+          </w:tcPr>
+          <w:p>
+            <w:r>
+              <w:rPr>
+                <w:color w:val="1E293B"/>
+                <w:sz w:val="18"/>
+              </w:rPr>
+              <w:t>Node.js</w:t>
+            </w:r>
+          </w:p>
+        </w:tc>
+        <w:tc>
+          <w:tcPr>
+            <w:tcW w:type="dxa" w:w="2160"/>
+            <w:shd w:fill="F1F5F9" w:val="clear"/>
+          </w:tcPr>
+          <w:p>
+            <w:r>
+              <w:rPr>
+                <w:color w:val="1E293B"/>
+                <w:sz w:val="18"/>
+              </w:rPr>
+              <w:t>18+</w:t>
+            </w:r>
+          </w:p>
+        </w:tc>
+        <w:tc>
+          <w:tcPr>
+            <w:tcW w:type="dxa" w:w="2160"/>
+            <w:shd w:fill="F1F5F9" w:val="clear"/>
+          </w:tcPr>
+          <w:p>
+            <w:r>
+              <w:rPr>
+                <w:color w:val="1E293B"/>
+                <w:sz w:val="18"/>
+              </w:rPr>
+              <w:t>Environnement d'execution JavaScript pour le build frontend</w:t>
+            </w:r>
+          </w:p>
+        </w:tc>
+        <w:tc>
+          <w:tcPr>
+            <w:tcW w:type="dxa" w:w="2160"/>
+            <w:shd w:fill="F1F5F9" w:val="clear"/>
+          </w:tcPr>
+          <w:p>
+            <w:r>
+              <w:rPr>
+                <w:color w:val="1E293B"/>
+                <w:sz w:val="18"/>
+              </w:rPr>
+              <w:t>https://nodejs.org/</w:t>
+            </w:r>
+          </w:p>
+        </w:tc>
+      </w:tr>
+      <w:tr>
+        <w:tc>
+          <w:tcPr>
+            <w:tcW w:type="dxa" w:w="2160"/>
+          </w:tcPr>
+          <w:p>
+            <w:r>
+              <w:rPr>
+                <w:color w:val="1E293B"/>
+                <w:sz w:val="18"/>
+              </w:rPr>
+              <w:t>NPM</w:t>
+            </w:r>
+          </w:p>
+        </w:tc>
+        <w:tc>
+          <w:tcPr>
+            <w:tcW w:type="dxa" w:w="2160"/>
+          </w:tcPr>
+          <w:p>
+            <w:r>
+              <w:rPr>
+                <w:color w:val="1E293B"/>
+                <w:sz w:val="18"/>
+              </w:rPr>
+              <w:t>9+</w:t>
+            </w:r>
+          </w:p>
+        </w:tc>
+        <w:tc>
+          <w:tcPr>
+            <w:tcW w:type="dxa" w:w="2160"/>
+          </w:tcPr>
+          <w:p>
+            <w:r>
+              <w:rPr>
+                <w:color w:val="1E293B"/>
+                <w:sz w:val="18"/>
+              </w:rPr>
+              <w:t>Gestionnaire de paquets Node.js (inclus avec Node.js)</w:t>
+            </w:r>
+          </w:p>
+        </w:tc>
+        <w:tc>
+          <w:tcPr>
+            <w:tcW w:type="dxa" w:w="2160"/>
+          </w:tcPr>
+          <w:p>
+            <w:r>
+              <w:rPr>
+                <w:color w:val="1E293B"/>
+                <w:sz w:val="18"/>
+              </w:rPr>
+              <w:t>Inclus avec Node.js</w:t>
+            </w:r>
+          </w:p>
+        </w:tc>
+      </w:tr>
+      <w:tr>
+        <w:tc>
+          <w:tcPr>
+            <w:tcW w:type="dxa" w:w="2160"/>
+            <w:shd w:fill="F1F5F9" w:val="clear"/>
+          </w:tcPr>
+          <w:p>
+            <w:r>
+              <w:rPr>
+                <w:color w:val="1E293B"/>
+                <w:sz w:val="18"/>
+              </w:rPr>
+              <w:t>Git</w:t>
+            </w:r>
+          </w:p>
+        </w:tc>
+        <w:tc>
+          <w:tcPr>
+            <w:tcW w:type="dxa" w:w="2160"/>
+            <w:shd w:fill="F1F5F9" w:val="clear"/>
+          </w:tcPr>
+          <w:p>
+            <w:r>
+              <w:rPr>
+                <w:color w:val="1E293B"/>
+                <w:sz w:val="18"/>
+              </w:rPr>
+              <w:t>2.x</w:t>
+            </w:r>
+          </w:p>
+        </w:tc>
+        <w:tc>
+          <w:tcPr>
+            <w:tcW w:type="dxa" w:w="2160"/>
+            <w:shd w:fill="F1F5F9" w:val="clear"/>
+          </w:tcPr>
+          <w:p>
+            <w:r>
+              <w:rPr>
+                <w:color w:val="1E293B"/>
+                <w:sz w:val="18"/>
+              </w:rPr>
+              <w:t>Systeme de controle de version</w:t>
+            </w:r>
+          </w:p>
+        </w:tc>
+        <w:tc>
+          <w:tcPr>
+            <w:tcW w:type="dxa" w:w="2160"/>
+            <w:shd w:fill="F1F5F9" w:val="clear"/>
+          </w:tcPr>
+          <w:p>
+            <w:r>
+              <w:rPr>
+                <w:color w:val="1E293B"/>
+                <w:sz w:val="18"/>
+              </w:rPr>
+              <w:t>https://git-scm.com/downloads</w:t>
+            </w:r>
+          </w:p>
+        </w:tc>
+      </w:tr>
+    </w:tbl>
+    <w:p/>
+    <w:p>
+      <w:pPr>
+        <w:pStyle w:val="Heading2"/>
+      </w:pPr>
+      <w:r>
+        <w:t>1.1. Extensions PHP Requises</w:t>
       </w:r>
     </w:p>
     <w:p>
@@ -89,7 +746,7 @@
         <w:pStyle w:val="ListBullet"/>
       </w:pPr>
       <w:r>
-        <w:t>PHP &gt;= 8.2</w:t>
+        <w:t>php-pdo_mysql</w:t>
       </w:r>
     </w:p>
     <w:p>
@@ -97,7 +754,7 @@
         <w:pStyle w:val="ListBullet"/>
       </w:pPr>
       <w:r>
-        <w:t>Composer 2.x</w:t>
+        <w:t>php-mbstring</w:t>
       </w:r>
     </w:p>
     <w:p>
@@ -105,7 +762,7 @@
         <w:pStyle w:val="ListBullet"/>
       </w:pPr>
       <w:r>
-        <w:t>MySQL 8.0+</w:t>
+        <w:t>php-tokenizer</w:t>
       </w:r>
     </w:p>
     <w:p>
@@ -113,7 +770,47 @@
         <w:pStyle w:val="ListBullet"/>
       </w:pPr>
       <w:r>
-        <w:t>Node.js &amp; NPM</w:t>
+        <w:t>php-xml</w:t>
+      </w:r>
+    </w:p>
+    <w:p>
+      <w:pPr>
+        <w:pStyle w:val="ListBullet"/>
+      </w:pPr>
+      <w:r>
+        <w:t>php-ctype</w:t>
+      </w:r>
+    </w:p>
+    <w:p>
+      <w:pPr>
+        <w:pStyle w:val="ListBullet"/>
+      </w:pPr>
+      <w:r>
+        <w:t>php-json</w:t>
+      </w:r>
+    </w:p>
+    <w:p>
+      <w:pPr>
+        <w:pStyle w:val="ListBullet"/>
+      </w:pPr>
+      <w:r>
+        <w:t>php-bcmath</w:t>
+      </w:r>
+    </w:p>
+    <w:p>
+      <w:pPr>
+        <w:pStyle w:val="ListBullet"/>
+      </w:pPr>
+      <w:r>
+        <w:t>php-openssl</w:t>
+      </w:r>
+    </w:p>
+    <w:p>
+      <w:pPr>
+        <w:pStyle w:val="ListBullet"/>
+      </w:pPr>
+      <w:r>
+        <w:t>php-fileinfo</w:t>
       </w:r>
     </w:p>
     <w:p>
@@ -121,73 +818,1041 @@
         <w:pStyle w:val="Heading1"/>
       </w:pPr>
       <w:r>
-        <w:t>2. Installation locale</w:t>
+        <w:t>2. Procedure d'Installation Pas a Pas</w:t>
       </w:r>
     </w:p>
     <w:p>
       <w:pPr>
-        <w:pStyle w:val="ListNumber"/>
+        <w:pStyle w:val="Heading2"/>
       </w:pPr>
       <w:r>
-        <w:t>1. Cloner le dépôt : git clone [url]</w:t>
+        <w:t>2.1. Etape 1 : Cloner le Depot Git</w:t>
+      </w:r>
+    </w:p>
+    <w:p>
+      <w:r>
+        <w:t>Ouvrir un terminal et executer :</w:t>
+      </w:r>
+    </w:p>
+    <w:p>
+      <w:r>
+        <w:t>git clone https://github.com/Johnny-jonnes/Unigames_Laravel.git</w:t>
+      </w:r>
+    </w:p>
+    <w:p>
+      <w:r>
+        <w:t>cd Unigames_Laravel</w:t>
       </w:r>
     </w:p>
     <w:p>
       <w:pPr>
-        <w:pStyle w:val="ListNumber"/>
+        <w:pStyle w:val="Heading2"/>
       </w:pPr>
       <w:r>
-        <w:t>2. Installer les dépendances PHP : composer install</w:t>
+        <w:t>2.2. Etape 2 : Installer les Dependances PHP</w:t>
+      </w:r>
+    </w:p>
+    <w:p>
+      <w:r>
+        <w:t>composer install</w:t>
+      </w:r>
+    </w:p>
+    <w:p>
+      <w:r>
+        <w:t>Cette commande telecharge et installe toutes les bibliotheques PHP definies dans composer.json (Laravel, Breeze, etc.).</w:t>
       </w:r>
     </w:p>
     <w:p>
       <w:pPr>
-        <w:pStyle w:val="ListNumber"/>
+        <w:pStyle w:val="Heading2"/>
       </w:pPr>
       <w:r>
-        <w:t>3. Installer les dépendances JS : npm install</w:t>
+        <w:t>2.3. Etape 3 : Installer les Dependances Frontend</w:t>
+      </w:r>
+    </w:p>
+    <w:p>
+      <w:r>
+        <w:t>npm install</w:t>
+      </w:r>
+    </w:p>
+    <w:p>
+      <w:r>
+        <w:t>Cette commande installe les paquets JavaScript necessaires (Vite, Tailwind CSS, Alpine.js, PostCSS, Autoprefixer).</w:t>
       </w:r>
     </w:p>
     <w:p>
       <w:pPr>
-        <w:pStyle w:val="ListNumber"/>
+        <w:pStyle w:val="Heading2"/>
       </w:pPr>
       <w:r>
-        <w:t>4. Copier le fichier d'environnement : cp .env.example .env</w:t>
+        <w:t>2.4. Etape 4 : Configurer l'Environnement</w:t>
+      </w:r>
+    </w:p>
+    <w:p>
+      <w:r>
+        <w:t>Copier le fichier de configuration :</w:t>
+      </w:r>
+    </w:p>
+    <w:p>
+      <w:r>
+        <w:t>cp .env.example .env    (Linux/Mac)</w:t>
+      </w:r>
+    </w:p>
+    <w:p>
+      <w:r>
+        <w:t>copy .env.example .env  (Windows)</w:t>
+      </w:r>
+    </w:p>
+    <w:p/>
+    <w:p>
+      <w:r>
+        <w:t>Modifier les parametres suivants dans le fichier .env :</w:t>
+      </w:r>
+    </w:p>
+    <w:tbl>
+      <w:tblPr>
+        <w:tblStyle w:val="TableGrid"/>
+        <w:tblW w:type="auto" w:w="0"/>
+        <w:jc w:val="center"/>
+        <w:tblLook w:firstColumn="1" w:firstRow="1" w:lastColumn="0" w:lastRow="0" w:noHBand="0" w:noVBand="1" w:val="04A0"/>
+      </w:tblPr>
+      <w:tblGrid>
+        <w:gridCol w:w="2880"/>
+        <w:gridCol w:w="2880"/>
+        <w:gridCol w:w="2880"/>
+      </w:tblGrid>
+      <w:tr>
+        <w:tc>
+          <w:tcPr>
+            <w:tcW w:type="dxa" w:w="2880"/>
+            <w:shd w:fill="1A4BAD" w:val="clear"/>
+          </w:tcPr>
+          <w:p>
+            <w:pPr>
+              <w:jc w:val="center"/>
+            </w:pPr>
+            <w:r>
+              <w:rPr>
+                <w:b/>
+                <w:color w:val="FFFFFF"/>
+                <w:sz w:val="20"/>
+              </w:rPr>
+              <w:t>Variable</w:t>
+            </w:r>
+          </w:p>
+        </w:tc>
+        <w:tc>
+          <w:tcPr>
+            <w:tcW w:type="dxa" w:w="2880"/>
+            <w:shd w:fill="1A4BAD" w:val="clear"/>
+          </w:tcPr>
+          <w:p>
+            <w:pPr>
+              <w:jc w:val="center"/>
+            </w:pPr>
+            <w:r>
+              <w:rPr>
+                <w:b/>
+                <w:color w:val="FFFFFF"/>
+                <w:sz w:val="20"/>
+              </w:rPr>
+              <w:t>Valeur</w:t>
+            </w:r>
+          </w:p>
+        </w:tc>
+        <w:tc>
+          <w:tcPr>
+            <w:tcW w:type="dxa" w:w="2880"/>
+            <w:shd w:fill="1A4BAD" w:val="clear"/>
+          </w:tcPr>
+          <w:p>
+            <w:pPr>
+              <w:jc w:val="center"/>
+            </w:pPr>
+            <w:r>
+              <w:rPr>
+                <w:b/>
+                <w:color w:val="FFFFFF"/>
+                <w:sz w:val="20"/>
+              </w:rPr>
+              <w:t>Description</w:t>
+            </w:r>
+          </w:p>
+        </w:tc>
+      </w:tr>
+      <w:tr>
+        <w:tc>
+          <w:tcPr>
+            <w:tcW w:type="dxa" w:w="2880"/>
+          </w:tcPr>
+          <w:p>
+            <w:r>
+              <w:rPr>
+                <w:color w:val="1E293B"/>
+                <w:sz w:val="18"/>
+              </w:rPr>
+              <w:t>APP_NAME</w:t>
+            </w:r>
+          </w:p>
+        </w:tc>
+        <w:tc>
+          <w:tcPr>
+            <w:tcW w:type="dxa" w:w="2880"/>
+          </w:tcPr>
+          <w:p>
+            <w:r>
+              <w:rPr>
+                <w:color w:val="1E293B"/>
+                <w:sz w:val="18"/>
+              </w:rPr>
+              <w:t>UniGames</w:t>
+            </w:r>
+          </w:p>
+        </w:tc>
+        <w:tc>
+          <w:tcPr>
+            <w:tcW w:type="dxa" w:w="2880"/>
+          </w:tcPr>
+          <w:p>
+            <w:r>
+              <w:rPr>
+                <w:color w:val="1E293B"/>
+                <w:sz w:val="18"/>
+              </w:rPr>
+              <w:t>Nom de l'application affiche dans la barre de titre</w:t>
+            </w:r>
+          </w:p>
+        </w:tc>
+      </w:tr>
+      <w:tr>
+        <w:tc>
+          <w:tcPr>
+            <w:tcW w:type="dxa" w:w="2880"/>
+            <w:shd w:fill="F1F5F9" w:val="clear"/>
+          </w:tcPr>
+          <w:p>
+            <w:r>
+              <w:rPr>
+                <w:color w:val="1E293B"/>
+                <w:sz w:val="18"/>
+              </w:rPr>
+              <w:t>APP_URL</w:t>
+            </w:r>
+          </w:p>
+        </w:tc>
+        <w:tc>
+          <w:tcPr>
+            <w:tcW w:type="dxa" w:w="2880"/>
+            <w:shd w:fill="F1F5F9" w:val="clear"/>
+          </w:tcPr>
+          <w:p>
+            <w:r>
+              <w:rPr>
+                <w:color w:val="1E293B"/>
+                <w:sz w:val="18"/>
+              </w:rPr>
+              <w:t>http://localhost:8001</w:t>
+            </w:r>
+          </w:p>
+        </w:tc>
+        <w:tc>
+          <w:tcPr>
+            <w:tcW w:type="dxa" w:w="2880"/>
+            <w:shd w:fill="F1F5F9" w:val="clear"/>
+          </w:tcPr>
+          <w:p>
+            <w:r>
+              <w:rPr>
+                <w:color w:val="1E293B"/>
+                <w:sz w:val="18"/>
+              </w:rPr>
+              <w:t>URL de base de l'application</w:t>
+            </w:r>
+          </w:p>
+        </w:tc>
+      </w:tr>
+      <w:tr>
+        <w:tc>
+          <w:tcPr>
+            <w:tcW w:type="dxa" w:w="2880"/>
+          </w:tcPr>
+          <w:p>
+            <w:r>
+              <w:rPr>
+                <w:color w:val="1E293B"/>
+                <w:sz w:val="18"/>
+              </w:rPr>
+              <w:t>DB_CONNECTION</w:t>
+            </w:r>
+          </w:p>
+        </w:tc>
+        <w:tc>
+          <w:tcPr>
+            <w:tcW w:type="dxa" w:w="2880"/>
+          </w:tcPr>
+          <w:p>
+            <w:r>
+              <w:rPr>
+                <w:color w:val="1E293B"/>
+                <w:sz w:val="18"/>
+              </w:rPr>
+              <w:t>mysql</w:t>
+            </w:r>
+          </w:p>
+        </w:tc>
+        <w:tc>
+          <w:tcPr>
+            <w:tcW w:type="dxa" w:w="2880"/>
+          </w:tcPr>
+          <w:p>
+            <w:r>
+              <w:rPr>
+                <w:color w:val="1E293B"/>
+                <w:sz w:val="18"/>
+              </w:rPr>
+              <w:t>Type de base de donnees</w:t>
+            </w:r>
+          </w:p>
+        </w:tc>
+      </w:tr>
+      <w:tr>
+        <w:tc>
+          <w:tcPr>
+            <w:tcW w:type="dxa" w:w="2880"/>
+            <w:shd w:fill="F1F5F9" w:val="clear"/>
+          </w:tcPr>
+          <w:p>
+            <w:r>
+              <w:rPr>
+                <w:color w:val="1E293B"/>
+                <w:sz w:val="18"/>
+              </w:rPr>
+              <w:t>DB_HOST</w:t>
+            </w:r>
+          </w:p>
+        </w:tc>
+        <w:tc>
+          <w:tcPr>
+            <w:tcW w:type="dxa" w:w="2880"/>
+            <w:shd w:fill="F1F5F9" w:val="clear"/>
+          </w:tcPr>
+          <w:p>
+            <w:r>
+              <w:rPr>
+                <w:color w:val="1E293B"/>
+                <w:sz w:val="18"/>
+              </w:rPr>
+              <w:t>127.0.0.1</w:t>
+            </w:r>
+          </w:p>
+        </w:tc>
+        <w:tc>
+          <w:tcPr>
+            <w:tcW w:type="dxa" w:w="2880"/>
+            <w:shd w:fill="F1F5F9" w:val="clear"/>
+          </w:tcPr>
+          <w:p>
+            <w:r>
+              <w:rPr>
+                <w:color w:val="1E293B"/>
+                <w:sz w:val="18"/>
+              </w:rPr>
+              <w:t>Adresse du serveur MySQL</w:t>
+            </w:r>
+          </w:p>
+        </w:tc>
+      </w:tr>
+      <w:tr>
+        <w:tc>
+          <w:tcPr>
+            <w:tcW w:type="dxa" w:w="2880"/>
+          </w:tcPr>
+          <w:p>
+            <w:r>
+              <w:rPr>
+                <w:color w:val="1E293B"/>
+                <w:sz w:val="18"/>
+              </w:rPr>
+              <w:t>DB_PORT</w:t>
+            </w:r>
+          </w:p>
+        </w:tc>
+        <w:tc>
+          <w:tcPr>
+            <w:tcW w:type="dxa" w:w="2880"/>
+          </w:tcPr>
+          <w:p>
+            <w:r>
+              <w:rPr>
+                <w:color w:val="1E293B"/>
+                <w:sz w:val="18"/>
+              </w:rPr>
+              <w:t>3306</w:t>
+            </w:r>
+          </w:p>
+        </w:tc>
+        <w:tc>
+          <w:tcPr>
+            <w:tcW w:type="dxa" w:w="2880"/>
+          </w:tcPr>
+          <w:p>
+            <w:r>
+              <w:rPr>
+                <w:color w:val="1E293B"/>
+                <w:sz w:val="18"/>
+              </w:rPr>
+              <w:t>Port MySQL</w:t>
+            </w:r>
+          </w:p>
+        </w:tc>
+      </w:tr>
+      <w:tr>
+        <w:tc>
+          <w:tcPr>
+            <w:tcW w:type="dxa" w:w="2880"/>
+            <w:shd w:fill="F1F5F9" w:val="clear"/>
+          </w:tcPr>
+          <w:p>
+            <w:r>
+              <w:rPr>
+                <w:color w:val="1E293B"/>
+                <w:sz w:val="18"/>
+              </w:rPr>
+              <w:t>DB_DATABASE</w:t>
+            </w:r>
+          </w:p>
+        </w:tc>
+        <w:tc>
+          <w:tcPr>
+            <w:tcW w:type="dxa" w:w="2880"/>
+            <w:shd w:fill="F1F5F9" w:val="clear"/>
+          </w:tcPr>
+          <w:p>
+            <w:r>
+              <w:rPr>
+                <w:color w:val="1E293B"/>
+                <w:sz w:val="18"/>
+              </w:rPr>
+              <w:t>unigames</w:t>
+            </w:r>
+          </w:p>
+        </w:tc>
+        <w:tc>
+          <w:tcPr>
+            <w:tcW w:type="dxa" w:w="2880"/>
+            <w:shd w:fill="F1F5F9" w:val="clear"/>
+          </w:tcPr>
+          <w:p>
+            <w:r>
+              <w:rPr>
+                <w:color w:val="1E293B"/>
+                <w:sz w:val="18"/>
+              </w:rPr>
+              <w:t>Nom de la base de donnees (a creer manuellement)</w:t>
+            </w:r>
+          </w:p>
+        </w:tc>
+      </w:tr>
+      <w:tr>
+        <w:tc>
+          <w:tcPr>
+            <w:tcW w:type="dxa" w:w="2880"/>
+          </w:tcPr>
+          <w:p>
+            <w:r>
+              <w:rPr>
+                <w:color w:val="1E293B"/>
+                <w:sz w:val="18"/>
+              </w:rPr>
+              <w:t>DB_USERNAME</w:t>
+            </w:r>
+          </w:p>
+        </w:tc>
+        <w:tc>
+          <w:tcPr>
+            <w:tcW w:type="dxa" w:w="2880"/>
+          </w:tcPr>
+          <w:p>
+            <w:r>
+              <w:rPr>
+                <w:color w:val="1E293B"/>
+                <w:sz w:val="18"/>
+              </w:rPr>
+              <w:t>root</w:t>
+            </w:r>
+          </w:p>
+        </w:tc>
+        <w:tc>
+          <w:tcPr>
+            <w:tcW w:type="dxa" w:w="2880"/>
+          </w:tcPr>
+          <w:p>
+            <w:r>
+              <w:rPr>
+                <w:color w:val="1E293B"/>
+                <w:sz w:val="18"/>
+              </w:rPr>
+              <w:t>Nom d'utilisateur MySQL</w:t>
+            </w:r>
+          </w:p>
+        </w:tc>
+      </w:tr>
+      <w:tr>
+        <w:tc>
+          <w:tcPr>
+            <w:tcW w:type="dxa" w:w="2880"/>
+            <w:shd w:fill="F1F5F9" w:val="clear"/>
+          </w:tcPr>
+          <w:p>
+            <w:r>
+              <w:rPr>
+                <w:color w:val="1E293B"/>
+                <w:sz w:val="18"/>
+              </w:rPr>
+              <w:t>DB_PASSWORD</w:t>
+            </w:r>
+          </w:p>
+        </w:tc>
+        <w:tc>
+          <w:tcPr>
+            <w:tcW w:type="dxa" w:w="2880"/>
+            <w:shd w:fill="F1F5F9" w:val="clear"/>
+          </w:tcPr>
+          <w:p>
+            <w:r>
+              <w:rPr>
+                <w:color w:val="1E293B"/>
+                <w:sz w:val="18"/>
+              </w:rPr>
+              <w:t>(votre mot de passe)</w:t>
+            </w:r>
+          </w:p>
+        </w:tc>
+        <w:tc>
+          <w:tcPr>
+            <w:tcW w:type="dxa" w:w="2880"/>
+            <w:shd w:fill="F1F5F9" w:val="clear"/>
+          </w:tcPr>
+          <w:p>
+            <w:r>
+              <w:rPr>
+                <w:color w:val="1E293B"/>
+                <w:sz w:val="18"/>
+              </w:rPr>
+              <w:t>Mot de passe de l'utilisateur MySQL</w:t>
+            </w:r>
+          </w:p>
+        </w:tc>
+      </w:tr>
+    </w:tbl>
+    <w:p/>
+    <w:p>
+      <w:pPr>
+        <w:pStyle w:val="Heading2"/>
+      </w:pPr>
+      <w:r>
+        <w:t>2.5. Etape 5 : Creer la Base de Donnees</w:t>
+      </w:r>
+    </w:p>
+    <w:p>
+      <w:r>
+        <w:t>Se connecter a MySQL et creer la base :</w:t>
+      </w:r>
+    </w:p>
+    <w:p>
+      <w:r>
+        <w:t>mysql -u root -p</w:t>
+      </w:r>
+    </w:p>
+    <w:p>
+      <w:r>
+        <w:t>CREATE DATABASE unigames CHARACTER SET utf8mb4 COLLATE utf8mb4_unicode_ci;</w:t>
+      </w:r>
+    </w:p>
+    <w:p>
+      <w:r>
+        <w:t>EXIT;</w:t>
       </w:r>
     </w:p>
     <w:p>
       <w:pPr>
-        <w:pStyle w:val="ListNumber"/>
+        <w:pStyle w:val="Heading2"/>
       </w:pPr>
       <w:r>
-        <w:t>5. Générer la clé d'application : php artisan key:generate</w:t>
+        <w:t>2.6. Etape 6 : Generer la Cle d'Application</w:t>
+      </w:r>
+    </w:p>
+    <w:p>
+      <w:r>
+        <w:t>php artisan key:generate</w:t>
+      </w:r>
+    </w:p>
+    <w:p>
+      <w:r>
+        <w:t>Cette commande genere une cle de chiffrement unique dans le fichier .env (APP_KEY). Elle est indispensable pour le chiffrement des cookies et des sessions.</w:t>
       </w:r>
     </w:p>
     <w:p>
       <w:pPr>
-        <w:pStyle w:val="ListNumber"/>
+        <w:pStyle w:val="Heading2"/>
       </w:pPr>
       <w:r>
-        <w:t>6. Configurer la base de données dans le fichier .env</w:t>
+        <w:t>2.7. Etape 7 : Executer les Migrations</w:t>
+      </w:r>
+    </w:p>
+    <w:p>
+      <w:r>
+        <w:t>php artisan migrate</w:t>
+      </w:r>
+    </w:p>
+    <w:p>
+      <w:r>
+        <w:t>Cette commande cree toutes les tables dans la base de donnees selon les fichiers de migration situes dans database/migrations/.</w:t>
       </w:r>
     </w:p>
     <w:p>
       <w:pPr>
-        <w:pStyle w:val="ListNumber"/>
+        <w:pStyle w:val="Heading2"/>
       </w:pPr>
       <w:r>
-        <w:t>7. Lancer les migrations et les seeders : php artisan migrate --seed</w:t>
+        <w:t>2.8. Etape 8 : Peupler la Base de Donnees (Optionnel)</w:t>
+      </w:r>
+    </w:p>
+    <w:p>
+      <w:r>
+        <w:t>Pour injecter des donnees de test realistes (universites guineennes, joueurs, matchs avec scores) :</w:t>
+      </w:r>
+    </w:p>
+    <w:p>
+      <w:r>
+        <w:t>php artisan db:seed --class=GuineanDataSeeder</w:t>
+      </w:r>
+    </w:p>
+    <w:p>
+      <w:r>
+        <w:t>php artisan db:seed --class=FixEdition2026Seeder</w:t>
+      </w:r>
+    </w:p>
+    <w:p>
+      <w:r>
+        <w:t>Ces seeders creent une edition 2026 complete avec des facultes guineennes, des equipes, des joueurs aux noms realistes et des matchs avec scores simules.</w:t>
       </w:r>
     </w:p>
     <w:p>
       <w:pPr>
-        <w:pStyle w:val="ListNumber"/>
+        <w:pStyle w:val="Heading2"/>
       </w:pPr>
       <w:r>
-        <w:t>8. Lancer les serveurs : php artisan serve et npm run dev</w:t>
+        <w:t>2.9. Etape 9 : Lancer les Serveurs de Developpement</w:t>
       </w:r>
     </w:p>
+    <w:p>
+      <w:r>
+        <w:t>Ouvrir deux terminaux separes :</w:t>
+      </w:r>
+    </w:p>
+    <w:p>
+      <w:r>
+        <w:t>Terminal 1 (Serveur PHP) : php artisan serve --port=8001</w:t>
+      </w:r>
+    </w:p>
+    <w:p>
+      <w:r>
+        <w:t>Terminal 2 (Serveur Vite) : npm run dev</w:t>
+      </w:r>
+    </w:p>
+    <w:p>
+      <w:r>
+        <w:t>Acceder a l'application : http://localhost:8001</w:t>
+      </w:r>
+    </w:p>
+    <w:p>
+      <w:pPr>
+        <w:pStyle w:val="Heading1"/>
+      </w:pPr>
+      <w:r>
+        <w:t>3. Comptes par Defaut</w:t>
+      </w:r>
+    </w:p>
+    <w:tbl>
+      <w:tblPr>
+        <w:tblStyle w:val="TableGrid"/>
+        <w:tblW w:type="auto" w:w="0"/>
+        <w:jc w:val="center"/>
+        <w:tblLook w:firstColumn="1" w:firstRow="1" w:lastColumn="0" w:lastRow="0" w:noHBand="0" w:noVBand="1" w:val="04A0"/>
+      </w:tblPr>
+      <w:tblGrid>
+        <w:gridCol w:w="2880"/>
+        <w:gridCol w:w="2880"/>
+        <w:gridCol w:w="2880"/>
+      </w:tblGrid>
+      <w:tr>
+        <w:tc>
+          <w:tcPr>
+            <w:tcW w:type="dxa" w:w="2880"/>
+            <w:shd w:fill="1A4BAD" w:val="clear"/>
+          </w:tcPr>
+          <w:p>
+            <w:pPr>
+              <w:jc w:val="center"/>
+            </w:pPr>
+            <w:r>
+              <w:rPr>
+                <w:b/>
+                <w:color w:val="FFFFFF"/>
+                <w:sz w:val="20"/>
+              </w:rPr>
+              <w:t>Role</w:t>
+            </w:r>
+          </w:p>
+        </w:tc>
+        <w:tc>
+          <w:tcPr>
+            <w:tcW w:type="dxa" w:w="2880"/>
+            <w:shd w:fill="1A4BAD" w:val="clear"/>
+          </w:tcPr>
+          <w:p>
+            <w:pPr>
+              <w:jc w:val="center"/>
+            </w:pPr>
+            <w:r>
+              <w:rPr>
+                <w:b/>
+                <w:color w:val="FFFFFF"/>
+                <w:sz w:val="20"/>
+              </w:rPr>
+              <w:t>Email</w:t>
+            </w:r>
+          </w:p>
+        </w:tc>
+        <w:tc>
+          <w:tcPr>
+            <w:tcW w:type="dxa" w:w="2880"/>
+            <w:shd w:fill="1A4BAD" w:val="clear"/>
+          </w:tcPr>
+          <w:p>
+            <w:pPr>
+              <w:jc w:val="center"/>
+            </w:pPr>
+            <w:r>
+              <w:rPr>
+                <w:b/>
+                <w:color w:val="FFFFFF"/>
+                <w:sz w:val="20"/>
+              </w:rPr>
+              <w:t>Mot de Passe</w:t>
+            </w:r>
+          </w:p>
+        </w:tc>
+      </w:tr>
+      <w:tr>
+        <w:tc>
+          <w:tcPr>
+            <w:tcW w:type="dxa" w:w="2880"/>
+          </w:tcPr>
+          <w:p>
+            <w:r>
+              <w:rPr>
+                <w:color w:val="1E293B"/>
+                <w:sz w:val="18"/>
+              </w:rPr>
+              <w:t>Administrateur</w:t>
+            </w:r>
+          </w:p>
+        </w:tc>
+        <w:tc>
+          <w:tcPr>
+            <w:tcW w:type="dxa" w:w="2880"/>
+          </w:tcPr>
+          <w:p>
+            <w:r>
+              <w:rPr>
+                <w:color w:val="1E293B"/>
+                <w:sz w:val="18"/>
+              </w:rPr>
+              <w:t>admin@unigames.com</w:t>
+            </w:r>
+          </w:p>
+        </w:tc>
+        <w:tc>
+          <w:tcPr>
+            <w:tcW w:type="dxa" w:w="2880"/>
+          </w:tcPr>
+          <w:p>
+            <w:r>
+              <w:rPr>
+                <w:color w:val="1E293B"/>
+                <w:sz w:val="18"/>
+              </w:rPr>
+              <w:t>password</w:t>
+            </w:r>
+          </w:p>
+        </w:tc>
+      </w:tr>
+      <w:tr>
+        <w:tc>
+          <w:tcPr>
+            <w:tcW w:type="dxa" w:w="2880"/>
+            <w:shd w:fill="F1F5F9" w:val="clear"/>
+          </w:tcPr>
+          <w:p>
+            <w:r>
+              <w:rPr>
+                <w:color w:val="1E293B"/>
+                <w:sz w:val="18"/>
+              </w:rPr>
+              <w:t>Staff</w:t>
+            </w:r>
+          </w:p>
+        </w:tc>
+        <w:tc>
+          <w:tcPr>
+            <w:tcW w:type="dxa" w:w="2880"/>
+            <w:shd w:fill="F1F5F9" w:val="clear"/>
+          </w:tcPr>
+          <w:p>
+            <w:r>
+              <w:rPr>
+                <w:color w:val="1E293B"/>
+                <w:sz w:val="18"/>
+              </w:rPr>
+              <w:t>(cree par l'admin)</w:t>
+            </w:r>
+          </w:p>
+        </w:tc>
+        <w:tc>
+          <w:tcPr>
+            <w:tcW w:type="dxa" w:w="2880"/>
+            <w:shd w:fill="F1F5F9" w:val="clear"/>
+          </w:tcPr>
+          <w:p>
+            <w:r>
+              <w:rPr>
+                <w:color w:val="1E293B"/>
+                <w:sz w:val="18"/>
+              </w:rPr>
+              <w:t>(defini par l'admin)</w:t>
+            </w:r>
+          </w:p>
+        </w:tc>
+      </w:tr>
+    </w:tbl>
+    <w:p/>
+    <w:p>
+      <w:pPr>
+        <w:pStyle w:val="Heading1"/>
+      </w:pPr>
+      <w:r>
+        <w:t>4. Depannage Courant</w:t>
+      </w:r>
+    </w:p>
+    <w:tbl>
+      <w:tblPr>
+        <w:tblStyle w:val="TableGrid"/>
+        <w:tblW w:type="auto" w:w="0"/>
+        <w:jc w:val="center"/>
+        <w:tblLook w:firstColumn="1" w:firstRow="1" w:lastColumn="0" w:lastRow="0" w:noHBand="0" w:noVBand="1" w:val="04A0"/>
+      </w:tblPr>
+      <w:tblGrid>
+        <w:gridCol w:w="4320"/>
+        <w:gridCol w:w="4320"/>
+      </w:tblGrid>
+      <w:tr>
+        <w:tc>
+          <w:tcPr>
+            <w:tcW w:type="dxa" w:w="4320"/>
+            <w:shd w:fill="1A4BAD" w:val="clear"/>
+          </w:tcPr>
+          <w:p>
+            <w:pPr>
+              <w:jc w:val="center"/>
+            </w:pPr>
+            <w:r>
+              <w:rPr>
+                <w:b/>
+                <w:color w:val="FFFFFF"/>
+                <w:sz w:val="20"/>
+              </w:rPr>
+              <w:t>Probleme</w:t>
+            </w:r>
+          </w:p>
+        </w:tc>
+        <w:tc>
+          <w:tcPr>
+            <w:tcW w:type="dxa" w:w="4320"/>
+            <w:shd w:fill="1A4BAD" w:val="clear"/>
+          </w:tcPr>
+          <w:p>
+            <w:pPr>
+              <w:jc w:val="center"/>
+            </w:pPr>
+            <w:r>
+              <w:rPr>
+                <w:b/>
+                <w:color w:val="FFFFFF"/>
+                <w:sz w:val="20"/>
+              </w:rPr>
+              <w:t>Solution</w:t>
+            </w:r>
+          </w:p>
+        </w:tc>
+      </w:tr>
+      <w:tr>
+        <w:tc>
+          <w:tcPr>
+            <w:tcW w:type="dxa" w:w="4320"/>
+          </w:tcPr>
+          <w:p>
+            <w:r>
+              <w:rPr>
+                <w:color w:val="1E293B"/>
+                <w:sz w:val="18"/>
+              </w:rPr>
+              <w:t>Page blanche apres connexion</w:t>
+            </w:r>
+          </w:p>
+        </w:tc>
+        <w:tc>
+          <w:tcPr>
+            <w:tcW w:type="dxa" w:w="4320"/>
+          </w:tcPr>
+          <w:p>
+            <w:r>
+              <w:rPr>
+                <w:color w:val="1E293B"/>
+                <w:sz w:val="18"/>
+              </w:rPr>
+              <w:t>Verifier que le serveur Vite tourne (npm run dev). Sans Vite, les assets CSS/JS ne sont pas compiles.</w:t>
+            </w:r>
+          </w:p>
+        </w:tc>
+      </w:tr>
+      <w:tr>
+        <w:tc>
+          <w:tcPr>
+            <w:tcW w:type="dxa" w:w="4320"/>
+            <w:shd w:fill="F1F5F9" w:val="clear"/>
+          </w:tcPr>
+          <w:p>
+            <w:r>
+              <w:rPr>
+                <w:color w:val="1E293B"/>
+                <w:sz w:val="18"/>
+              </w:rPr>
+              <w:t>Erreur SQLSTATE</w:t>
+            </w:r>
+          </w:p>
+        </w:tc>
+        <w:tc>
+          <w:tcPr>
+            <w:tcW w:type="dxa" w:w="4320"/>
+            <w:shd w:fill="F1F5F9" w:val="clear"/>
+          </w:tcPr>
+          <w:p>
+            <w:r>
+              <w:rPr>
+                <w:color w:val="1E293B"/>
+                <w:sz w:val="18"/>
+              </w:rPr>
+              <w:t>Verifier les parametres DB_* dans .env. S'assurer que la base 'unigames' existe et que MySQL est demarre.</w:t>
+            </w:r>
+          </w:p>
+        </w:tc>
+      </w:tr>
+      <w:tr>
+        <w:tc>
+          <w:tcPr>
+            <w:tcW w:type="dxa" w:w="4320"/>
+          </w:tcPr>
+          <w:p>
+            <w:r>
+              <w:rPr>
+                <w:color w:val="1E293B"/>
+                <w:sz w:val="18"/>
+              </w:rPr>
+              <w:t>Erreur 419 Page Expired</w:t>
+            </w:r>
+          </w:p>
+        </w:tc>
+        <w:tc>
+          <w:tcPr>
+            <w:tcW w:type="dxa" w:w="4320"/>
+          </w:tcPr>
+          <w:p>
+            <w:r>
+              <w:rPr>
+                <w:color w:val="1E293B"/>
+                <w:sz w:val="18"/>
+              </w:rPr>
+              <w:t>Erreur CSRF. Vider le cache : php artisan cache:clear et recharger la page.</w:t>
+            </w:r>
+          </w:p>
+        </w:tc>
+      </w:tr>
+      <w:tr>
+        <w:tc>
+          <w:tcPr>
+            <w:tcW w:type="dxa" w:w="4320"/>
+            <w:shd w:fill="F1F5F9" w:val="clear"/>
+          </w:tcPr>
+          <w:p>
+            <w:r>
+              <w:rPr>
+                <w:color w:val="1E293B"/>
+                <w:sz w:val="18"/>
+              </w:rPr>
+              <w:t>Erreur 403 Forbidden</w:t>
+            </w:r>
+          </w:p>
+        </w:tc>
+        <w:tc>
+          <w:tcPr>
+            <w:tcW w:type="dxa" w:w="4320"/>
+            <w:shd w:fill="F1F5F9" w:val="clear"/>
+          </w:tcPr>
+          <w:p>
+            <w:r>
+              <w:rPr>
+                <w:color w:val="1E293B"/>
+                <w:sz w:val="18"/>
+              </w:rPr>
+              <w:t>L'utilisateur n'a pas les droits suffisants. Verifier le role dans la table users.</w:t>
+            </w:r>
+          </w:p>
+        </w:tc>
+      </w:tr>
+      <w:tr>
+        <w:tc>
+          <w:tcPr>
+            <w:tcW w:type="dxa" w:w="4320"/>
+          </w:tcPr>
+          <w:p>
+            <w:r>
+              <w:rPr>
+                <w:color w:val="1E293B"/>
+                <w:sz w:val="18"/>
+              </w:rPr>
+              <w:t>Erreur 500 Column not found</w:t>
+            </w:r>
+          </w:p>
+        </w:tc>
+        <w:tc>
+          <w:tcPr>
+            <w:tcW w:type="dxa" w:w="4320"/>
+          </w:tcPr>
+          <w:p>
+            <w:r>
+              <w:rPr>
+                <w:color w:val="1E293B"/>
+                <w:sz w:val="18"/>
+              </w:rPr>
+              <w:t>Executer les migrations : php artisan migrate. Verifier que toutes les colonnes existent.</w:t>
+            </w:r>
+          </w:p>
+        </w:tc>
+      </w:tr>
+    </w:tbl>
+    <w:p/>
     <w:sectPr>
       <w:pgSz w:w="12240" w:h="15840"/>
       <w:pgMar w:top="1440" w:right="1800" w:bottom="1440" w:left="1800" w:header="720" w:footer="720" w:gutter="0"/>
@@ -561,8 +2226,12 @@
     <w:name w:val="Normal"/>
     <w:qFormat/>
     <w:rsid w:val="00FC693F"/>
+    <w:pPr>
+      <w:spacing w:after="120" w:line="276" w:lineRule="auto"/>
+    </w:pPr>
     <w:rPr>
       <w:rFonts w:ascii="Calibri" w:hAnsi="Calibri"/>
+      <w:color w:val="1E293B"/>
       <w:sz w:val="22"/>
     </w:rPr>
   </w:style>
@@ -629,7 +2298,7 @@
       <w:b/>
       <w:bCs/>
       <w:color w:val="1A4BAD"/>
-      <w:sz w:val="28"/>
+      <w:sz w:val="44"/>
       <w:szCs w:val="28"/>
     </w:rPr>
   </w:style>
@@ -653,7 +2322,7 @@
       <w:b/>
       <w:bCs/>
       <w:color w:val="285ABE"/>
-      <w:sz w:val="26"/>
+      <w:sz w:val="32"/>
       <w:szCs w:val="26"/>
     </w:rPr>
   </w:style>
@@ -676,7 +2345,8 @@
       <w:rFonts w:asciiTheme="majorHAnsi" w:eastAsiaTheme="majorEastAsia" w:hAnsiTheme="majorHAnsi" w:cstheme="majorBidi" w:ascii="Calibri" w:hAnsi="Calibri"/>
       <w:b/>
       <w:bCs/>
-      <w:color w:val="505050"/>
+      <w:color w:val="1E293B"/>
+      <w:sz w:val="26"/>
     </w:rPr>
   </w:style>
   <w:style w:type="paragraph" w:styleId="Heading4">
